--- a/reports/ПЗ_4_Отчет_Сайт_университета_Шаблоны.docx
+++ b/reports/ПЗ_4_Отчет_Сайт_университета_Шаблоны.docx
@@ -8,9 +8,41 @@
       </w:pPr>
       <w:r>
         <w:rPr>
+          <w:rFonts w:ascii="Times New Roman" w:hAnsi="Times New Roman"/>
+          <w:color w:val="000000"/>
+          <w:sz w:val="20"/>
+        </w:rPr>
+        <w:t>МИНИСТЕРСТВО НАУКИ И ВЫСШЕГО ОБРАЗОВАНИЯ РОССИЙСКОЙ ФЕДЕРАЦИИ</w:t>
+      </w:r>
+    </w:p>
+    <w:p>
+      <w:pPr>
+        <w:jc w:val="center"/>
+      </w:pPr>
+      <w:r>
+        <w:rPr>
+          <w:rFonts w:ascii="Times New Roman" w:hAnsi="Times New Roman"/>
+          <w:color w:val="000000"/>
+          <w:sz w:val="20"/>
+        </w:rPr>
+        <w:t>Кафедра информационных систем и технологий</w:t>
+      </w:r>
+    </w:p>
+    <w:p>
+      <w:pPr>
+        <w:spacing w:after="360"/>
+      </w:pPr>
+    </w:p>
+    <w:p>
+      <w:pPr>
+        <w:jc w:val="center"/>
+      </w:pPr>
+      <w:r>
+        <w:rPr>
+          <w:rFonts w:ascii="Times New Roman" w:hAnsi="Times New Roman"/>
           <w:b/>
-          <w:color w:val="1B365D"/>
-          <w:sz w:val="32"/>
+          <w:color w:val="000000"/>
+          <w:sz w:val="28"/>
         </w:rPr>
         <w:t>ОТЧЕТ ПО ПРАКТИЧЕСКОЙ РАБОТЕ № 4</w:t>
       </w:r>
@@ -21,209 +53,230 @@
       </w:pPr>
       <w:r>
         <w:rPr>
+          <w:rFonts w:ascii="Times New Roman" w:hAnsi="Times New Roman"/>
           <w:b/>
-          <w:color w:val="333333"/>
-          <w:sz w:val="26"/>
+          <w:color w:val="000000"/>
+          <w:sz w:val="24"/>
         </w:rPr>
         <w:t>Тема: «Сайт университета. Шаблоны и отображение данных»</w:t>
       </w:r>
     </w:p>
     <w:p>
       <w:pPr>
-        <w:jc w:val="center"/>
+        <w:spacing w:before="360" w:after="480"/>
+        <w:jc w:val="right"/>
       </w:pPr>
       <w:r>
         <w:rPr>
-          <w:i/>
-          <w:color w:val="555555"/>
-          <w:sz w:val="20"/>
+          <w:rFonts w:ascii="Times New Roman" w:hAnsi="Times New Roman"/>
+          <w:color w:val="000000"/>
+          <w:sz w:val="22"/>
         </w:rPr>
-        <w:t>Дисциплина: «Веб-разработка» | Проект: «hogwarts»</w:t>
+        <w:t>Дисциплина: Веб-разработка</w:t>
         <w:br/>
-        <w:t>Студент: Храмов | Год: 2026</w:t>
+        <w:t>Выполнил: студент Храмов</w:t>
         <w:br/>
+        <w:t>Проект: hogwarts</w:t>
+        <w:br/>
+        <w:t>Год: 2026</w:t>
       </w:r>
     </w:p>
     <w:p>
       <w:pPr>
-        <w:spacing w:before="240" w:after="80"/>
+        <w:spacing w:before="280" w:after="80"/>
+        <w:ind w:firstLine="0"/>
       </w:pPr>
       <w:r>
         <w:rPr>
+          <w:rFonts w:ascii="Times New Roman" w:hAnsi="Times New Roman"/>
           <w:b/>
-          <w:color w:val="1B365D"/>
+          <w:color w:val="000000"/>
           <w:sz w:val="26"/>
         </w:rPr>
         <w:t>1. Цель работы</w:t>
       </w:r>
     </w:p>
     <w:p>
+      <w:pPr>
+        <w:ind w:firstLine="706"/>
+        <w:jc w:val="both"/>
+      </w:pPr>
       <w:r>
-        <w:t>Освоение механизмов шаблонизации Django Template Engine, проектирование базового шаблона base_generic.html с блоками переопределения ({% block %}), использование механизма наследования ({% extends %}), динамическая передача контекста из функции представления render() в шаблон, отображение статистики объектов из базы данных, а также подключение статических стилей ({% load static %}).</w:t>
+        <w:rPr>
+          <w:rFonts w:ascii="Times New Roman" w:hAnsi="Times New Roman"/>
+          <w:color w:val="000000"/>
+          <w:sz w:val="24"/>
+        </w:rPr>
+        <w:t>Изучение механизмов шаблонизации Django, построение базового шаблона base_generic.html с блоками block, использование механизма наследования extends, агрегация данных из базы данных с помощью ORM-запросов и передача контекста в шаблон через функцию render(), а также подключение статических стилей.</w:t>
       </w:r>
     </w:p>
     <w:p>
       <w:pPr>
-        <w:spacing w:before="240" w:after="80"/>
+        <w:spacing w:before="280" w:after="80"/>
+        <w:ind w:firstLine="0"/>
       </w:pPr>
       <w:r>
         <w:rPr>
+          <w:rFonts w:ascii="Times New Roman" w:hAnsi="Times New Roman"/>
           <w:b/>
-          <w:color w:val="1B365D"/>
+          <w:color w:val="000000"/>
           <w:sz w:val="26"/>
         </w:rPr>
-        <w:t>2. Задачи работы</w:t>
+        <w:t>2. Задание к работе</w:t>
       </w:r>
     </w:p>
     <w:p>
       <w:pPr>
-        <w:pStyle w:val="ListBullet"/>
+        <w:ind w:firstLine="706"/>
+        <w:jc w:val="both"/>
       </w:pPr>
       <w:r>
         <w:rPr>
-          <w:b/>
+          <w:rFonts w:ascii="Times New Roman" w:hAnsi="Times New Roman"/>
+          <w:color w:val="000000"/>
+          <w:sz w:val="24"/>
         </w:rPr>
-        <w:t xml:space="preserve">1. </w:t>
-      </w:r>
-      <w:r>
-        <w:t>Создать базовый шаблон base_generic.html, содержащий базовую разметку HTML5, подключение стилей и блоков для заголовка (title), меню (sidebar) и контента (content).</w:t>
+        <w:t>1. Создать базовый шаблон base_generic.html со структурой HTML5 и блоками title, sidebar, content.</w:t>
       </w:r>
     </w:p>
     <w:p>
       <w:pPr>
-        <w:pStyle w:val="ListBullet"/>
+        <w:ind w:firstLine="706"/>
+        <w:jc w:val="both"/>
       </w:pPr>
       <w:r>
         <w:rPr>
-          <w:b/>
+          <w:rFonts w:ascii="Times New Roman" w:hAnsi="Times New Roman"/>
+          <w:color w:val="000000"/>
+          <w:sz w:val="24"/>
         </w:rPr>
-        <w:t xml:space="preserve">2. </w:t>
-      </w:r>
-      <w:r>
-        <w:t>Настроить подключение статического CSS-файла static/css/styles.css через тег {% load static %}.</w:t>
+        <w:t>2. Подключить статический CSS-файл через тег {% load static %}.</w:t>
       </w:r>
     </w:p>
     <w:p>
       <w:pPr>
-        <w:pStyle w:val="ListBullet"/>
+        <w:ind w:firstLine="706"/>
+        <w:jc w:val="both"/>
       </w:pPr>
       <w:r>
         <w:rPr>
-          <w:b/>
+          <w:rFonts w:ascii="Times New Roman" w:hAnsi="Times New Roman"/>
+          <w:color w:val="000000"/>
+          <w:sz w:val="24"/>
         </w:rPr>
-        <w:t xml:space="preserve">3. </w:t>
-      </w:r>
-      <w:r>
-        <w:t>Реализовать функцию представления index в students/views.py с агрегацией счетчиков записей через ORM (.count()) и передачей их в шаблон через словарь context.</w:t>
+        <w:t>3. В файле views.py в функции index подсчитать количество объектов каждой модели через метод count() и передать их в шаблон через словарь context.</w:t>
       </w:r>
     </w:p>
     <w:p>
       <w:pPr>
-        <w:pStyle w:val="ListBullet"/>
+        <w:ind w:firstLine="706"/>
+        <w:jc w:val="both"/>
       </w:pPr>
       <w:r>
         <w:rPr>
-          <w:b/>
+          <w:rFonts w:ascii="Times New Roman" w:hAnsi="Times New Roman"/>
+          <w:color w:val="000000"/>
+          <w:sz w:val="24"/>
         </w:rPr>
-        <w:t xml:space="preserve">4. </w:t>
-      </w:r>
-      <w:r>
-        <w:t>Создать шаблон главной страницы index.html, наследующий base_generic.html и выводящий название университета и количество студентов, преподавателей, групп, факультетов и дисциплин.</w:t>
+        <w:t>4. Создать дочерний шаблон index.html, выводящий название университета и динамическую статистику объектов.</w:t>
       </w:r>
     </w:p>
     <w:p>
       <w:pPr>
-        <w:pStyle w:val="ListBullet"/>
+        <w:ind w:firstLine="706"/>
+        <w:jc w:val="both"/>
       </w:pPr>
       <w:r>
         <w:rPr>
-          <w:b/>
+          <w:rFonts w:ascii="Times New Roman" w:hAnsi="Times New Roman"/>
+          <w:color w:val="000000"/>
+          <w:sz w:val="24"/>
         </w:rPr>
-        <w:t xml:space="preserve">5. </w:t>
-      </w:r>
-      <w:r>
-        <w:t>Организовать боковое меню с возможностью перехода между главной страницей и разделами других сущностей.</w:t>
+        <w:t>5. Организовать навигационное меню в сайдбаре со ссылками на разделы сайта.</w:t>
       </w:r>
     </w:p>
     <w:p>
       <w:pPr>
-        <w:pStyle w:val="ListBullet"/>
+        <w:ind w:firstLine="706"/>
+        <w:jc w:val="both"/>
       </w:pPr>
       <w:r>
         <w:rPr>
-          <w:b/>
+          <w:rFonts w:ascii="Times New Roman" w:hAnsi="Times New Roman"/>
+          <w:color w:val="000000"/>
+          <w:sz w:val="24"/>
         </w:rPr>
-        <w:t xml:space="preserve">6. </w:t>
-      </w:r>
-      <w:r>
-        <w:t>Создать шаблон-заглушку empty.html для разделов, находящихся в разработке, и настроить для них маршруты в urls.py.</w:t>
+        <w:t>6. Создать пустой шаблон-заглушку empty.html для будущих разделов и связать его в urls.py.</w:t>
       </w:r>
     </w:p>
     <w:p>
       <w:pPr>
-        <w:pStyle w:val="ListBullet"/>
+        <w:spacing w:before="280" w:after="80"/>
+        <w:ind w:firstLine="0"/>
       </w:pPr>
       <w:r>
         <w:rPr>
+          <w:rFonts w:ascii="Times New Roman" w:hAnsi="Times New Roman"/>
           <w:b/>
+          <w:color w:val="000000"/>
+          <w:sz w:val="26"/>
         </w:rPr>
-        <w:t xml:space="preserve">7. </w:t>
-      </w:r>
-      <w:r>
-        <w:t>Проверить корректность отображения данных из базы данных на веб-странице.</w:t>
+        <w:t>3. Ход выполнения работы</w:t>
       </w:r>
     </w:p>
     <w:p>
       <w:pPr>
-        <w:spacing w:before="240" w:after="80"/>
+        <w:ind w:firstLine="706"/>
+        <w:jc w:val="both"/>
       </w:pPr>
       <w:r>
         <w:rPr>
-          <w:b/>
-          <w:color w:val="1B365D"/>
-          <w:sz w:val="26"/>
+          <w:rFonts w:ascii="Times New Roman" w:hAnsi="Times New Roman"/>
+          <w:color w:val="000000"/>
+          <w:sz w:val="24"/>
         </w:rPr>
-        <w:t>3. Листинги шаблонов и представлений</w:t>
+        <w:t>Функция представления index в students/views.py вычисляет количество записей в каждой таблице:</w:t>
       </w:r>
     </w:p>
     <w:p>
       <w:pPr>
-        <w:spacing w:before="160" w:after="40"/>
+        <w:spacing w:after="40"/>
+        <w:ind w:firstLine="706"/>
       </w:pPr>
       <w:r>
         <w:rPr>
-          <w:b/>
-          <w:color w:val="2B547E"/>
-          <w:sz w:val="23"/>
+          <w:rFonts w:ascii="Times New Roman" w:hAnsi="Times New Roman"/>
+          <w:i/>
+          <w:color w:val="000000"/>
+          <w:sz w:val="21"/>
         </w:rPr>
-        <w:t>3.1. Представление index() (students/views.py)</w:t>
+        <w:t>Листинг 1 — Файл students/views.py</w:t>
       </w:r>
     </w:p>
     <w:tbl>
       <w:tblPr>
         <w:tblW w:type="auto" w:w="0"/>
         <w:jc w:val="center"/>
-        <w:tblLayout w:type="fixed"/>
         <w:tblLook w:firstColumn="1" w:firstRow="1" w:lastColumn="0" w:lastRow="0" w:noHBand="0" w:noVBand="1" w:val="04A0"/>
       </w:tblPr>
       <w:tblGrid>
-        <w:gridCol w:w="9706"/>
+        <w:gridCol w:w="9691"/>
       </w:tblGrid>
       <w:tr>
         <w:tc>
           <w:tcPr>
-            <w:tcW w:type="dxa" w:w="9792"/>
-            <w:shd w:fill="F4F5F7"/>
+            <w:tcW w:type="dxa" w:w="9360"/>
           </w:tcPr>
           <w:p>
             <w:pPr>
               <w:spacing w:before="40" w:after="40" w:line="240" w:lineRule="auto"/>
+              <w:ind w:firstLine="0"/>
             </w:pPr>
             <w:r>
               <w:rPr>
-                <w:rFonts w:ascii="Consolas" w:hAnsi="Consolas"/>
-                <w:color w:val="24292E"/>
-                <w:sz w:val="17"/>
+                <w:rFonts w:ascii="Courier New" w:hAnsi="Courier New"/>
+                <w:color w:val="000000"/>
+                <w:sz w:val="19"/>
               </w:rPr>
               <w:t>from django.shortcuts import render</w:t>
               <w:br/>
@@ -259,42 +312,57 @@
     </w:p>
     <w:p>
       <w:pPr>
-        <w:spacing w:before="160" w:after="40"/>
+        <w:ind w:firstLine="706"/>
+        <w:jc w:val="both"/>
       </w:pPr>
       <w:r>
         <w:rPr>
-          <w:b/>
-          <w:color w:val="2B547E"/>
-          <w:sz w:val="23"/>
+          <w:rFonts w:ascii="Times New Roman" w:hAnsi="Times New Roman"/>
+          <w:color w:val="000000"/>
+          <w:sz w:val="24"/>
         </w:rPr>
-        <w:t>3.2. Базовый шаблон (base_generic.html)</w:t>
+        <w:t>Базовый шаблон students/templates/base_generic.html формирует каркас веб-страниц:</w:t>
+      </w:r>
+    </w:p>
+    <w:p>
+      <w:pPr>
+        <w:spacing w:after="40"/>
+        <w:ind w:firstLine="706"/>
+      </w:pPr>
+      <w:r>
+        <w:rPr>
+          <w:rFonts w:ascii="Times New Roman" w:hAnsi="Times New Roman"/>
+          <w:i/>
+          <w:color w:val="000000"/>
+          <w:sz w:val="21"/>
+        </w:rPr>
+        <w:t>Листинг 2 — Файл students/templates/base_generic.html</w:t>
       </w:r>
     </w:p>
     <w:tbl>
       <w:tblPr>
         <w:tblW w:type="auto" w:w="0"/>
         <w:jc w:val="center"/>
-        <w:tblLayout w:type="fixed"/>
         <w:tblLook w:firstColumn="1" w:firstRow="1" w:lastColumn="0" w:lastRow="0" w:noHBand="0" w:noVBand="1" w:val="04A0"/>
       </w:tblPr>
       <w:tblGrid>
-        <w:gridCol w:w="9706"/>
+        <w:gridCol w:w="9691"/>
       </w:tblGrid>
       <w:tr>
         <w:tc>
           <w:tcPr>
-            <w:tcW w:type="dxa" w:w="9792"/>
-            <w:shd w:fill="F4F5F7"/>
+            <w:tcW w:type="dxa" w:w="9360"/>
           </w:tcPr>
           <w:p>
             <w:pPr>
               <w:spacing w:before="40" w:after="40" w:line="240" w:lineRule="auto"/>
+              <w:ind w:firstLine="0"/>
             </w:pPr>
             <w:r>
               <w:rPr>
-                <w:rFonts w:ascii="Consolas" w:hAnsi="Consolas"/>
-                <w:color w:val="24292E"/>
-                <w:sz w:val="17"/>
+                <w:rFonts w:ascii="Courier New" w:hAnsi="Courier New"/>
+                <w:color w:val="000000"/>
+                <w:sz w:val="19"/>
               </w:rPr>
               <w:t>&lt;!doctype html&gt;</w:t>
               <w:br/>
@@ -330,15 +398,15 @@
               <w:br/>
               <w:t xml:space="preserve">              &lt;li&gt;&lt;a href="{% url 'index' %}"&gt;Главная&lt;/a&gt;&lt;/li&gt;</w:t>
               <w:br/>
-              <w:t xml:space="preserve">              &lt;li&gt;&lt;a href="{% url 'students_list' %}"&gt;Все студенты&lt;/a&gt;&lt;/li&gt;</w:t>
+              <w:t xml:space="preserve">              &lt;li&gt;&lt;a href="{% url 'student_list' %}"&gt;Все студенты&lt;/a&gt;&lt;/li&gt;</w:t>
               <w:br/>
-              <w:t xml:space="preserve">              &lt;li&gt;&lt;a href="{% url 'teachers_list' %}"&gt;Все преподаватели&lt;/a&gt;&lt;/li&gt;</w:t>
+              <w:t xml:space="preserve">              &lt;li&gt;&lt;a href="{% url 'teacher_list' %}"&gt;Все преподаватели&lt;/a&gt;&lt;/li&gt;</w:t>
               <w:br/>
-              <w:t xml:space="preserve">              &lt;li&gt;&lt;a href="{% url 'groups_list' %}"&gt;Все группы&lt;/a&gt;&lt;/li&gt;</w:t>
+              <w:t xml:space="preserve">              &lt;li&gt;&lt;a href="{% url 'group_list' %}"&gt;Все группы&lt;/a&gt;&lt;/li&gt;</w:t>
               <w:br/>
-              <w:t xml:space="preserve">              &lt;li&gt;&lt;a href="{% url 'faculties_list' %}"&gt;Факультеты&lt;/a&gt;&lt;/li&gt;</w:t>
+              <w:t xml:space="preserve">              &lt;li&gt;&lt;a href="{% url 'faculty_list' %}"&gt;Факультеты&lt;/a&gt;&lt;/li&gt;</w:t>
               <w:br/>
-              <w:t xml:space="preserve">              &lt;li&gt;&lt;a href="{% url 'disciplines_list' %}"&gt;Дисциплины&lt;/a&gt;&lt;/li&gt;</w:t>
+              <w:t xml:space="preserve">              &lt;li&gt;&lt;a href="{% url 'discipline_list' %}"&gt;Дисциплины&lt;/a&gt;&lt;/li&gt;</w:t>
               <w:br/>
               <w:t xml:space="preserve">            &lt;/ul&gt;</w:t>
               <w:br/>
@@ -371,25 +439,65 @@
     </w:p>
     <w:p>
       <w:pPr>
-        <w:spacing w:before="240" w:after="80"/>
+        <w:spacing w:before="280" w:after="80"/>
+        <w:ind w:firstLine="0"/>
       </w:pPr>
       <w:r>
         <w:rPr>
+          <w:rFonts w:ascii="Times New Roman" w:hAnsi="Times New Roman"/>
           <w:b/>
-          <w:color w:val="1B365D"/>
+          <w:color w:val="000000"/>
           <w:sz w:val="26"/>
         </w:rPr>
-        <w:t>4. Результаты и выводы</w:t>
+        <w:t>4. Результаты работы</w:t>
       </w:r>
     </w:p>
     <w:p>
+      <w:pPr>
+        <w:ind w:firstLine="706"/>
+        <w:jc w:val="both"/>
+      </w:pPr>
       <w:r>
-        <w:t>Система шаблонов Django позволила отделить визуальную разметку от логики обработки запросов. Данные из базы данных SQLite динамически выводятся на главной странице и обновляются автоматически.</w:t>
+        <w:rPr>
+          <w:rFonts w:ascii="Times New Roman" w:hAnsi="Times New Roman"/>
+          <w:color w:val="000000"/>
+          <w:sz w:val="24"/>
+        </w:rPr>
+        <w:t>Базовый шаблон и дочерние страницы функционируют корректно. Данные счетчиков объектов на главной странице формируются динамически на основе содержимого базы данных.</w:t>
+      </w:r>
+    </w:p>
+    <w:p>
+      <w:pPr>
+        <w:spacing w:before="280" w:after="80"/>
+        <w:ind w:firstLine="0"/>
+      </w:pPr>
+      <w:r>
+        <w:rPr>
+          <w:rFonts w:ascii="Times New Roman" w:hAnsi="Times New Roman"/>
+          <w:b/>
+          <w:color w:val="000000"/>
+          <w:sz w:val="26"/>
+        </w:rPr>
+        <w:t>5. Вывод</w:t>
+      </w:r>
+    </w:p>
+    <w:p>
+      <w:pPr>
+        <w:ind w:firstLine="706"/>
+        <w:jc w:val="both"/>
+      </w:pPr>
+      <w:r>
+        <w:rPr>
+          <w:rFonts w:ascii="Times New Roman" w:hAnsi="Times New Roman"/>
+          <w:color w:val="000000"/>
+          <w:sz w:val="24"/>
+        </w:rPr>
+        <w:t>В ходе работы освоены механизмы шаблонизации Django, наследование шаблонов через extends и block, передача динамических параметров через контекст и подключение файлов стилей.</w:t>
       </w:r>
     </w:p>
     <w:sectPr>
       <w:pgSz w:w="12240" w:h="15840"/>
-      <w:pgMar w:top="1123" w:right="1123" w:bottom="1123" w:left="1411" w:header="720" w:footer="720" w:gutter="0"/>
+      <w:pgMar w:top="1123" w:right="850" w:bottom="1123" w:left="1699" w:header="720" w:footer="720" w:gutter="0"/>
       <w:cols w:space="720"/>
       <w:docGrid w:linePitch="360"/>
     </w:sectPr>
@@ -761,12 +869,12 @@
     <w:qFormat/>
     <w:rsid w:val="00FC693F"/>
     <w:pPr>
-      <w:spacing w:line="276" w:lineRule="auto" w:after="80"/>
+      <w:spacing w:line="276" w:lineRule="auto" w:after="60"/>
     </w:pPr>
     <w:rPr>
-      <w:rFonts w:ascii="Calibri" w:hAnsi="Calibri"/>
-      <w:color w:val="222222"/>
-      <w:sz w:val="22"/>
+      <w:rFonts w:ascii="Times New Roman" w:hAnsi="Times New Roman"/>
+      <w:color w:val="000000"/>
+      <w:sz w:val="24"/>
     </w:rPr>
   </w:style>
   <w:style w:type="paragraph" w:styleId="Header">
